--- a/teacher-tools/activity-guides/5-5-activity-teacher.docx
+++ b/teacher-tools/activity-guides/5-5-activity-teacher.docx
@@ -46,7 +46,7 @@
           <w:sz w:val="20"/>
           <w:szCs w:val="20"/>
         </w:rPr>
-        <w:t xml:space="preserve">Lesson 5-5 — Area of Composite Figures  ·  6.G.1</w:t>
+        <w:t xml:space="preserve">Lesson 5-5 — Area of Composite Figures  ·  6.GR.1</w:t>
       </w:r>
     </w:p>
     <w:p>
@@ -117,7 +117,7 @@
           <w:sz w:val="22"/>
           <w:szCs w:val="22"/>
         </w:rPr>
-        <w:t xml:space="preserve">Plan 1 — Office wing: the floor plan is a 7 ft by 5 ft rectangle with a triangular reading nook (base 7 ft, height 4 ft) joined on top. Decompose it and ADD the areas. What is the total floor area?</w:t>
+        <w:t xml:space="preserve">A 7 ft by 5 ft rectangle has a triangle (base 7 ft, height 4 ft) on top. Add the two areas. What is the total area?</w:t>
       </w:r>
     </w:p>
     <w:p>
